--- a/kurs/classroom-pack/vecka-05/lektion-5.1-trefas.docx
+++ b/kurs/classroom-pack/vecka-05/lektion-5.1-trefas.docx
@@ -611,6 +611,125 @@
           <w:sz w:val="21"/>
         </w:rPr>
         <w:t xml:space="preserve"> “Tre faser är tre enfas.” Mäter mellan fas och skrov som om det vore nolla hemma. “440 är bara lite mer än 400.”</w:t>
+      </w:r>
+    </w:p>
+    <w:p>
+      <w:pPr>
+        <w:pBdr>
+          <w:top w:val="single" w:sz="6" w:space="1" w:color="111111"/>
+        </w:pBdr>
+      </w:pPr>
+    </w:p>
+    <w:p>
+      <w:pPr>
+        <w:spacing w:before="200" w:after="80"/>
+        <w:pBdr>
+          <w:top w:val="single" w:sz="6" w:space="4" w:color="111111"/>
+        </w:pBdr>
+      </w:pPr>
+      <w:r>
+        <w:rPr>
+          <w:rFonts w:ascii="IBM Plex Sans" w:hAnsi="IBM Plex Sans" w:eastAsia="IBM Plex Sans" w:cs="IBM Plex Sans"/>
+          <w:b/>
+          <w:color w:val="111111"/>
+          <w:sz w:val="26"/>
+        </w:rPr>
+        <w:t>Räkna-slag (5 min)</w:t>
+      </w:r>
+    </w:p>
+    <w:p>
+      <w:pPr>
+        <w:spacing w:before="0" w:after="120" w:line="276" w:lineRule="auto"/>
+      </w:pPr>
+      <w:r>
+        <w:rPr>
+          <w:rFonts w:ascii="IBM Plex Sans" w:hAnsi="IBM Plex Sans" w:eastAsia="IBM Plex Sans" w:cs="IBM Plex Sans"/>
+          <w:b w:val="0"/>
+          <w:color w:val="111111"/>
+          <w:sz w:val="21"/>
+        </w:rPr>
+        <w:t xml:space="preserve">Läraren räknar </w:t>
+      </w:r>
+      <w:r>
+        <w:rPr>
+          <w:rFonts w:ascii="IBM Plex Sans" w:hAnsi="IBM Plex Sans" w:eastAsia="IBM Plex Sans" w:cs="IBM Plex Sans"/>
+          <w:b/>
+          <w:color w:val="111111"/>
+          <w:sz w:val="21"/>
+        </w:rPr>
+        <w:t>ett</w:t>
+      </w:r>
+      <w:r>
+        <w:rPr>
+          <w:rFonts w:ascii="IBM Plex Sans" w:hAnsi="IBM Plex Sans" w:eastAsia="IBM Plex Sans" w:cs="IBM Plex Sans"/>
+          <w:b w:val="0"/>
+          <w:color w:val="111111"/>
+          <w:sz w:val="21"/>
+        </w:rPr>
+        <w:t xml:space="preserve"> tal på tavlan. Sen fyller eleven räknerutan på </w:t>
+      </w:r>
+      <w:r>
+        <w:rPr>
+          <w:rFonts w:ascii="IBM Plex Sans" w:hAnsi="IBM Plex Sans" w:eastAsia="IBM Plex Sans" w:cs="IBM Plex Sans"/>
+          <w:b/>
+          <w:color w:val="111111"/>
+          <w:sz w:val="21"/>
+        </w:rPr>
+        <w:t>v5-trefas-elev.md</w:t>
+      </w:r>
+      <w:r>
+        <w:rPr>
+          <w:rFonts w:ascii="IBM Plex Sans" w:hAnsi="IBM Plex Sans" w:eastAsia="IBM Plex Sans" w:cs="IBM Plex Sans"/>
+          <w:b w:val="0"/>
+          <w:color w:val="111111"/>
+          <w:sz w:val="21"/>
+        </w:rPr>
+        <w:t>. Inte 80005. Inte IEC-tabell.</w:t>
+      </w:r>
+    </w:p>
+    <w:p>
+      <w:pPr>
+        <w:spacing w:before="0" w:after="120" w:line="276" w:lineRule="auto"/>
+      </w:pPr>
+      <w:r>
+        <w:rPr>
+          <w:rFonts w:ascii="IBM Plex Sans" w:hAnsi="IBM Plex Sans" w:eastAsia="IBM Plex Sans" w:cs="IBM Plex Sans"/>
+          <w:b w:val="0"/>
+          <w:color w:val="111111"/>
+          <w:sz w:val="21"/>
+        </w:rPr>
+      </w:r>
+      <w:r>
+        <w:rPr>
+          <w:rFonts w:ascii="IBM Plex Sans" w:hAnsi="IBM Plex Sans" w:eastAsia="IBM Plex Sans" w:cs="IBM Plex Sans"/>
+          <w:b/>
+          <w:color w:val="111111"/>
+          <w:sz w:val="21"/>
+        </w:rPr>
+        <w:t>Tavlan:</w:t>
+      </w:r>
+      <w:r>
+        <w:rPr>
+          <w:rFonts w:ascii="IBM Plex Sans" w:hAnsi="IBM Plex Sans" w:eastAsia="IBM Plex Sans" w:cs="IBM Plex Sans"/>
+          <w:b w:val="0"/>
+          <w:color w:val="111111"/>
+          <w:sz w:val="21"/>
+        </w:rPr>
+        <w:t xml:space="preserve"> U_fas = 400/√3 ≈ 231 V och 440/√3 ≈ 254 V. 440 look-not-touch.</w:t>
+      </w:r>
+    </w:p>
+    <w:p>
+      <w:pPr>
+        <w:spacing w:before="0" w:after="120" w:line="276" w:lineRule="auto"/>
+      </w:pPr>
+      <w:r>
+        <w:rPr>
+          <w:rFonts w:ascii="IBM Plex Sans" w:hAnsi="IBM Plex Sans" w:eastAsia="IBM Plex Sans" w:cs="IBM Plex Sans"/>
+          <w:b w:val="0"/>
+          <w:color w:val="111111"/>
+          <w:sz w:val="21"/>
+        </w:rPr>
+        <w:t>Säg: linje är mellan två faser. Inte fas mot skrov som nolla. 440 = look-not-touch.</w:t>
       </w:r>
     </w:p>
     <w:p>
